--- a/paragraflar/3.2-paragraf.docx
+++ b/paragraflar/3.2-paragraf.docx
@@ -3077,7 +3077,7 @@
           <w:rFonts w:ascii="Times New Roman" w:hAnsi="Times New Roman" w:cs="Times New Roman" w:eastAsia="Times New Roman"/>
           <w:sz w:val="28"/>
         </w:rPr>
-        <w:t xml:space="preserve">Rasmdan ko‘rinib turibdiki, vaznlar ekspert vaznlari atrofida o‘zgarganda banklarning barqarorlik sinfi o‘rtacha 78,9 foiz holatda saqlanadi, «O‘zsanoatqurilishbank» ATB da esa bu ko‘rsatkich 91,9 foizga yetadi. Banklar tartibining ekspert vaznlaridagi tartib bilan mosligi bu holatda juda yuqori: tartib korrelyatsiyasi koeffitsiyentining medianasi 0,98 ni, eng past 5 foizlik qiymati esa 0,85 ni tashkil etadi. Vaznlar to‘liq tasodifiy tanlanganda ham sinf o‘rtacha 55,7 foiz holatda saqlanadi, tartib korrelyatsiyasining medianasi esa 0,90 ga teng. Bu natija integral indeksning vaznlarga nisbatan barqarorligini ko‘rsatadi: indeks asosidagi asosiy xulosalar, ya’ni qaysi bank barqarorroq va qaysi biri zaifroq ekani, vaznlar tanloviga deyarli bog‘liq emas.</w:t>
+        <w:t xml:space="preserve">Rasmdan ko‘rinib turibdiki, vaznlar ekspert vaznlari atrofida o‘zgarganda banklarning barqarorlik sinfi o‘rtacha 78,9 foiz holatda saqlanadi, «O‘zsanoatqurilishbank» ATB da esa bu ko‘rsatkich 91,9 foizga yetadi. Banklar tartibining ekspert vaznlaridagi tartib bilan mosligi bu holatda juda yuqori: tartib korrelyatsiyasi koeffitsiyentining medianasi 0,98 ni, eng past 5 foizlik qiymati esa 0,85 ni tashkil etadi. Vaznlar to‘liq tasodifiy tanlanganda ham sinf o‘rtacha 55,7 foiz holatda saqlanadi, tartib korrelyatsiyasining medianasi esa 0,90 ga teng. Bu natija vaznlarni ixtiyoriy tanlash mumkinligini anglatmaydi: vaznlar to‘liq tasodifiy olinganda banklarning deyarli yarmi boshqa sinfga o‘tadi. U faqat oqilona asoslangan vaznlar doirasida, ya’ni aktivlar sifati bloki yetakchi bo‘lgan holatda banklarning nisbiy holati barqaror ekanini ko‘rsatadi. Bu uchta amaliy natijaga olib keladi. Birinchidan, nazorat organi qaysi banklarga kuchaytirilgan e’tibor qaratish kerakligini aniqlashda ekspert vaznlaridan foydalanishi mumkin, chunki bu qaror vaznlarning kichik o‘zgarishlariga bog‘liq emas. Ikkinchidan, Monte-Karlo tahlili sinfi vaznlarga eng sezgir banklarni aniqlaydi: ularning indeksi sinflar chegarasiga yaqin bo‘lib, bunday banklar uchun nazorat qarori indeks bilan bir qatorda bloklar tahlili va kuratorlarning asoslangan mulohazasiga tayanishi lozim. Uchinchidan, aktivlar sifati blokiga yuqori vazn berish ham statistik, ham bashorat jihatidan asoslangani sababli, bank nazoratida ma’lumotlar sifatini oshirishning ustuvor yo‘nalishi aynan kredit portfeli sifatini MHXS 9 bosqichlari bo‘yicha aks ettirish hisoblanadi.</w:t>
       </w:r>
     </w:p>
     <w:p>
